--- a/entrega/Documentacion_Usuario.docx
+++ b/entrega/Documentacion_Usuario.docx
@@ -54,7 +54,7 @@
     </w:p>
     <w:p>
       <w:r>
-        <w:t>- Modelo local &lt;=3B: qwen2.5:3b (recomendado) o llama3.2:3b / tinyllama</w:t>
+        <w:t>- Modelo local &lt;=3B: qwen3.5:0.8b</w:t>
       </w:r>
     </w:p>
     <w:p>
@@ -64,7 +64,7 @@
     </w:p>
     <w:p>
       <w:r>
-        <w:t>ollama pull qwen2.5:3b</w:t>
+        <w:t>ollama pull qwen3.5:0.8b</w:t>
       </w:r>
     </w:p>
     <w:p>
@@ -124,7 +124,7 @@
     </w:p>
     <w:p>
       <w:r>
-        <w:t>1. Ventana 600x600 fija, colores ferreteros (acero + naranja + carton).</w:t>
+        <w:t>1. Ventana 600x600 fija, colores verdes.</w:t>
       </w:r>
     </w:p>
     <w:p>
@@ -134,12 +134,12 @@
     </w:p>
     <w:p>
       <w:r>
-        <w:t>3. Boton Guardar consulta (.txt): exporta conversacion.</w:t>
+        <w:t>3. Botón Guardar en .txt: exporta conversacion.</w:t>
       </w:r>
     </w:p>
     <w:p>
       <w:r>
-        <w:t>4. Boton Integrantes: ventana nueva con foto + nombres.</w:t>
+        <w:t>4. Botón Ver integrantes: ventana nueva con foto + nombres.</w:t>
       </w:r>
     </w:p>
     <w:p>

--- a/entrega/Documentacion_Usuario.docx
+++ b/entrega/Documentacion_Usuario.docx
@@ -4,62 +4,42 @@
   <w:body>
     <w:p>
       <w:r>
-        <w:t>Asistente de Inventario Inteligente para Ferreterias PYME</w:t>
+        <w:t>Asistente de Inventario Inteligente para PYMES</w:t>
       </w:r>
     </w:p>
     <w:p>
       <w:r>
-        <w:t>Proyecto UFG - 100% local con Ollama (modelo destilado &lt;=3B parametros).</w:t>
+        <w:t>Proyecto de la Universidad Francisco Gavidia, Problema 7. Se ejecuta 100% en local con Ollama y el modelo destilado qwen3.5:0.8b.</w:t>
       </w:r>
     </w:p>
     <w:p>
       <w:r>
-        <w:t>Enfoque: Ferreterias</w:t>
+        <w:t>Integrantes</w:t>
       </w:r>
     </w:p>
     <w:p>
       <w:r>
-        <w:t>Asistente que ayuda al ferretero a controlar stock por pasillo/estante, alta rotacion</w:t>
+        <w:t>- Omar Esaú Fuentes Gonzalez - FG100222</w:t>
       </w:r>
     </w:p>
     <w:p>
       <w:r>
-        <w:t>(tornilleria, discos, cemento, PVC, pinturas), stock minimo, costos, proveedores</w:t>
+        <w:t>- Andrea Saraí Durán Chamul - DC100223</w:t>
       </w:r>
     </w:p>
     <w:p>
       <w:r>
-        <w:t>y reportes simples. Todo offline, sin nube.</w:t>
+        <w:t>- Fabio Alejandro Ordoñez Cerritos - OC100122</w:t>
       </w:r>
     </w:p>
     <w:p>
       <w:r>
-        <w:t>Requisitos</w:t>
+        <w:t>- José Rodolfo Vargas Blanco - VB100222</w:t>
       </w:r>
     </w:p>
     <w:p>
       <w:r>
-        <w:t>- Windows 10/11, 8GB RAM minimo (recomendado 12GB+)</w:t>
-      </w:r>
-    </w:p>
-    <w:p>
-      <w:r>
-        <w:t>- Python 3.10+</w:t>
-      </w:r>
-    </w:p>
-    <w:p>
-      <w:r>
-        <w:t>- Ollama instalado: https://ollama.com/download</w:t>
-      </w:r>
-    </w:p>
-    <w:p>
-      <w:r>
-        <w:t>- Modelo local &lt;=3B: qwen3.5:0.8b</w:t>
-      </w:r>
-    </w:p>
-    <w:p>
-      <w:r>
-        <w:t>Instalacion</w:t>
+        <w:t>Ejecución rápida</w:t>
       </w:r>
     </w:p>
     <w:p>
@@ -79,92 +59,67 @@
     </w:p>
     <w:p>
       <w:r>
+        <w:t>Funciones</w:t>
+      </w:r>
+    </w:p>
+    <w:p>
+      <w:r>
+        <w:t>1. Ventana de 600x600 con colores acordes a un asistente de inventario.</w:t>
+      </w:r>
+    </w:p>
+    <w:p>
+      <w:r>
+        <w:t>2. Botón Enviar: consulta al modelo local.</w:t>
+      </w:r>
+    </w:p>
+    <w:p>
+      <w:r>
+        <w:t>3. Botón Guardar consultas en documento.txt.</w:t>
+      </w:r>
+    </w:p>
+    <w:p>
+      <w:r>
+        <w:t>4. Botón Mostrar integrantes del grupo: ventana con la foto y los nombres.</w:t>
+      </w:r>
+    </w:p>
+    <w:p>
+      <w:r>
         <w:t>Estructura</w:t>
       </w:r>
     </w:p>
     <w:p>
       <w:r>
-        <w:t>main.py                  # App Tkinter 600x600 (Parte I)</w:t>
+        <w:t>main.py                        Programa</w:t>
       </w:r>
     </w:p>
     <w:p>
       <w:r>
-        <w:t>requirements.txt         # ollama + pillow</w:t>
+        <w:t>requirements.txt               Librerías (ollama, pillow)</w:t>
       </w:r>
     </w:p>
     <w:p>
       <w:r>
-        <w:t>assets/foto.jpg          # Foto grupal (poner aqui)</w:t>
+        <w:t>foto integrantes/              Foto del grupo</w:t>
       </w:r>
     </w:p>
     <w:p>
       <w:r>
-        <w:t>assets/LEEME.txt</w:t>
+        <w:t>docs/MANUAL_USUARIO.md         Manual de usuario</w:t>
       </w:r>
     </w:p>
     <w:p>
       <w:r>
-        <w:t>docs/MANUAL_USUARIO.md       # Parte II-2 + Parte III</w:t>
+        <w:t>docs/MANUAL_DESARROLLADOR.md   Documentación para desarrolladores</w:t>
       </w:r>
     </w:p>
     <w:p>
       <w:r>
-        <w:t>docs/MANUAL_DESARROLLADOR.md # Parte II-1</w:t>
+        <w:t>docs/STACK_TECNOLOGICO.md      Dependencias y versiones</w:t>
       </w:r>
     </w:p>
     <w:p>
       <w:r>
-        <w:t>docs/STACK_TECNOLOGICO.md    # Dependencias</w:t>
-      </w:r>
-    </w:p>
-    <w:p>
-      <w:r>
-        <w:t>Funciones (Parte I)</w:t>
-      </w:r>
-    </w:p>
-    <w:p>
-      <w:r>
-        <w:t>1. Ventana 600x600 fija, colores verdes.</w:t>
-      </w:r>
-    </w:p>
-    <w:p>
-      <w:r>
-        <w:t>2. Boton Enviar: consulta a Ollama local.</w:t>
-      </w:r>
-    </w:p>
-    <w:p>
-      <w:r>
-        <w:t>3. Botón Guardar en .txt: exporta conversacion.</w:t>
-      </w:r>
-    </w:p>
-    <w:p>
-      <w:r>
-        <w:t>4. Botón Ver integrantes: ventana nueva con foto + nombres.</w:t>
-      </w:r>
-    </w:p>
-    <w:p>
-      <w:r>
-        <w:t>Equipo</w:t>
-      </w:r>
-    </w:p>
-    <w:p>
-      <w:r>
-        <w:t>Editar nombres en main.py: INTEGRANTES y poner foto en assets/foto.jpg.</w:t>
-      </w:r>
-    </w:p>
-    <w:p>
-      <w:r>
-        <w:t>Documentacion completa</w:t>
-      </w:r>
-    </w:p>
-    <w:p>
-      <w:r>
-        <w:t>- Manual Usuario: docs/MANUAL_USUARIO.md</w:t>
-      </w:r>
-    </w:p>
-    <w:p>
-      <w:r>
-        <w:t>- Manual Desarrollador: docs/MANUAL_DESARROLLADOR.md</w:t>
+        <w:t>entrega/                       Los mismos documentos en Word</w:t>
       </w:r>
     </w:p>
     <w:sectPr>
